--- a/docs/informe_metricas.docx
+++ b/docs/informe_metricas.docx
@@ -49,6 +49,26 @@
         <w:br w:type="page"/>
       </w:r>
     </w:p>
+    <w:p>
+      <w:r>
+        <w:rPr>
+          <w:b/>
+          <w:color w:val="C00000"/>
+          <w:sz w:val="26"/>
+        </w:rPr>
+        <w:t>⚠ Actualización — 28 de agosto de 2026</w:t>
+      </w:r>
+    </w:p>
+    <w:p>
+      <w:r>
+        <w:rPr>
+          <w:i/>
+          <w:sz w:val="21"/>
+        </w:rPr>
+        <w:t>Las secciones 1-5 documentan el estado del sistema en julio 2026 (Config A a Config C v3, generador llama-3.3-70b-versatile) y se conservan como registro histórico, sin modificar. Desde entonces: (13-ago-2026) textbook y MultiClinSum se removieron del índice por riesgo de licencia; (19-ago-2026) el generador cambió a openai/gpt-oss-120b (el juez de Ragas se mantuvo igual — Cerebras gemma-4-31b — por lo que las métricas siguen siendo comparables metodológicamente); (28-ago-2026) el retrieval híbrido denso+BM25 volvió a producción (Config F) y se eliminó un techo de alcanzabilidad del golden set de evaluación. Ver la Sección 6, al final de este informe, para el detalle completo y los resultados actualizados.</w:t>
+      </w:r>
+    </w:p>
+    <w:p/>
     <w:p>
       <w:pPr>
         <w:pBdr>
@@ -2252,6 +2272,1763 @@
         <w:t>Pasar de 15 a 30 pares reduciría la varianza estadística (std actual ~0.31 en faithfulness) y permitiría separaciones más robustas entre configuraciones.</w:t>
       </w:r>
     </w:p>
+    <w:p>
+      <w:r>
+        <w:br w:type="page"/>
+      </w:r>
+    </w:p>
+    <w:p>
+      <w:r>
+        <w:rPr>
+          <w:b/>
+          <w:color w:val="1F497D"/>
+          <w:sz w:val="28"/>
+        </w:rPr>
+        <w:t>6. Actualización — Agosto 2026 (Config D y Config F)</w:t>
+      </w:r>
+    </w:p>
+    <w:p>
+      <w:r>
+        <w:rPr>
+          <w:sz w:val="21"/>
+        </w:rPr>
+        <w:t>Desde este informe (julio 2026, mejor resultado histórico: Config C v3) el sistema pasó por tres cambios estructurales, documentados en detalle en foragents/qa_technical.md (Q28, Q31, Q33, Q35) y foragents/retrieval_arquitecturas_configs.md:</w:t>
+      </w:r>
+    </w:p>
+    <w:p>
+      <w:pPr>
+        <w:pStyle w:val="ListBullet"/>
+      </w:pPr>
+      <w:r>
+        <w:rPr>
+          <w:b/>
+          <w:sz w:val="21"/>
+        </w:rPr>
+        <w:t xml:space="preserve">13-ago-2026 — Remoción por licencia: </w:t>
+      </w:r>
+      <w:r>
+        <w:rPr>
+          <w:sz w:val="21"/>
+        </w:rPr>
+        <w:t>los 18 textbooks médicos en inglés (licencia de reuso no identificable) y MultiClinSum (CC-BY-4.0, casos clínicos reales derivados de PMC-Patients, sin garantía documentada de desidentificación) se removieron del índice FAISS. Impacto en las métricas medido como nulo antes de remover (dentro del margen de ruido de la evaluación). Config D (denso puro) pasó a producción.</w:t>
+      </w:r>
+    </w:p>
+    <w:p>
+      <w:pPr>
+        <w:pStyle w:val="ListBullet"/>
+      </w:pPr>
+      <w:r>
+        <w:rPr>
+          <w:b/>
+          <w:sz w:val="21"/>
+        </w:rPr>
+        <w:t xml:space="preserve">19-ago-2026 — Cambio de generador: </w:t>
+      </w:r>
+      <w:r>
+        <w:rPr>
+          <w:sz w:val="21"/>
+        </w:rPr>
+        <w:t>el modelo generador del chatbot cambió de llama-3.3-70b-versatile a openai/gpt-oss-120b (ambos vía Groq). El juez de Ragas se mantuvo igual (gemma-4-31b vía Cerebras), preservando comparabilidad metodológica entre este informe y el anterior.</w:t>
+      </w:r>
+    </w:p>
+    <w:p>
+      <w:pPr>
+        <w:pStyle w:val="ListBullet"/>
+      </w:pPr>
+      <w:r>
+        <w:rPr>
+          <w:b/>
+          <w:sz w:val="21"/>
+        </w:rPr>
+        <w:t xml:space="preserve">28-ago-2026 — Retrieval híbrido y techo de recall: </w:t>
+      </w:r>
+      <w:r>
+        <w:rPr>
+          <w:sz w:val="21"/>
+        </w:rPr>
+        <w:t>BM25 volvió a producción, ya no sobre MultiClinSum (removido) sino sobre el corpus en español maternaqaes_lm + documentos subidos por el panel de administración, fusionado con la búsqueda densa (RRF). Además, el umbral de calidad de ingesta (clinical_score) bajó de 15 a 8, recuperando 2.156 fragmentos antes descartados y cerrando un techo de alcanzabilidad del golden set de evaluación (72,6% → 100%, ver 6.4). Config F es la configuración activa en producción.</w:t>
+      </w:r>
+    </w:p>
+    <w:p>
+      <w:r>
+        <w:rPr>
+          <w:b/>
+          <w:color w:val="2E75B6"/>
+          <w:sz w:val="24"/>
+        </w:rPr>
+        <w:t>6.1  Corpus Indexado Actual</w:t>
+      </w:r>
+    </w:p>
+    <w:tbl>
+      <w:tblPr>
+        <w:tblStyle w:val="TableGrid"/>
+        <w:tblW w:type="auto" w:w="0"/>
+        <w:tblLook w:firstColumn="1" w:firstRow="1" w:lastColumn="0" w:lastRow="0" w:noHBand="0" w:noVBand="1" w:val="04A0"/>
+      </w:tblPr>
+      <w:tblGrid>
+        <w:gridCol w:w="2280"/>
+        <w:gridCol w:w="2280"/>
+        <w:gridCol w:w="2280"/>
+        <w:gridCol w:w="2280"/>
+      </w:tblGrid>
+      <w:tr>
+        <w:tc>
+          <w:tcPr>
+            <w:tcW w:type="dxa" w:w="2280"/>
+            <w:shd w:val="clear" w:color="auto" w:fill="2E75B6"/>
+          </w:tcPr>
+          <w:p>
+            <w:r/>
+            <w:r>
+              <w:rPr>
+                <w:b/>
+                <w:color w:val="FFFFFF"/>
+                <w:sz w:val="18"/>
+              </w:rPr>
+              <w:t>Dataset</w:t>
+            </w:r>
+          </w:p>
+        </w:tc>
+        <w:tc>
+          <w:tcPr>
+            <w:tcW w:type="dxa" w:w="2280"/>
+            <w:shd w:val="clear" w:color="auto" w:fill="2E75B6"/>
+          </w:tcPr>
+          <w:p>
+            <w:r/>
+            <w:r>
+              <w:rPr>
+                <w:b/>
+                <w:color w:val="FFFFFF"/>
+                <w:sz w:val="18"/>
+              </w:rPr>
+              <w:t>Vectores</w:t>
+            </w:r>
+          </w:p>
+        </w:tc>
+        <w:tc>
+          <w:tcPr>
+            <w:tcW w:type="dxa" w:w="2280"/>
+            <w:shd w:val="clear" w:color="auto" w:fill="2E75B6"/>
+          </w:tcPr>
+          <w:p>
+            <w:r/>
+            <w:r>
+              <w:rPr>
+                <w:b/>
+                <w:color w:val="FFFFFF"/>
+                <w:sz w:val="18"/>
+              </w:rPr>
+              <w:t>Idioma</w:t>
+            </w:r>
+          </w:p>
+        </w:tc>
+        <w:tc>
+          <w:tcPr>
+            <w:tcW w:type="dxa" w:w="2280"/>
+            <w:shd w:val="clear" w:color="auto" w:fill="2E75B6"/>
+          </w:tcPr>
+          <w:p>
+            <w:r/>
+            <w:r>
+              <w:rPr>
+                <w:b/>
+                <w:color w:val="FFFFFF"/>
+                <w:sz w:val="18"/>
+              </w:rPr>
+              <w:t>Descripción</w:t>
+            </w:r>
+          </w:p>
+        </w:tc>
+      </w:tr>
+      <w:tr>
+        <w:tc>
+          <w:tcPr>
+            <w:tcW w:type="dxa" w:w="2280"/>
+            <w:shd w:val="clear" w:color="auto" w:fill="D6E4F0"/>
+          </w:tcPr>
+          <w:p>
+            <w:r/>
+            <w:r>
+              <w:rPr>
+                <w:b w:val="0"/>
+                <w:sz w:val="18"/>
+              </w:rPr>
+              <w:t>MedMCQA</w:t>
+            </w:r>
+          </w:p>
+        </w:tc>
+        <w:tc>
+          <w:tcPr>
+            <w:tcW w:type="dxa" w:w="2280"/>
+            <w:shd w:val="clear" w:color="auto" w:fill="D6E4F0"/>
+          </w:tcPr>
+          <w:p>
+            <w:r/>
+            <w:r>
+              <w:rPr>
+                <w:b w:val="0"/>
+                <w:sz w:val="18"/>
+              </w:rPr>
+              <w:t>187,005</w:t>
+            </w:r>
+          </w:p>
+        </w:tc>
+        <w:tc>
+          <w:tcPr>
+            <w:tcW w:type="dxa" w:w="2280"/>
+            <w:shd w:val="clear" w:color="auto" w:fill="D6E4F0"/>
+          </w:tcPr>
+          <w:p>
+            <w:r/>
+            <w:r>
+              <w:rPr>
+                <w:b w:val="0"/>
+                <w:sz w:val="18"/>
+              </w:rPr>
+              <w:t>Inglés</w:t>
+            </w:r>
+          </w:p>
+        </w:tc>
+        <w:tc>
+          <w:tcPr>
+            <w:tcW w:type="dxa" w:w="2280"/>
+            <w:shd w:val="clear" w:color="auto" w:fill="D6E4F0"/>
+          </w:tcPr>
+          <w:p>
+            <w:r/>
+            <w:r>
+              <w:rPr>
+                <w:b w:val="0"/>
+                <w:sz w:val="18"/>
+              </w:rPr>
+              <w:t>Exámenes médicos (India)</w:t>
+            </w:r>
+          </w:p>
+        </w:tc>
+      </w:tr>
+      <w:tr>
+        <w:tc>
+          <w:tcPr>
+            <w:tcW w:type="dxa" w:w="2280"/>
+            <w:shd w:val="clear" w:color="auto" w:fill="FFFFFF"/>
+          </w:tcPr>
+          <w:p>
+            <w:r/>
+            <w:r>
+              <w:rPr>
+                <w:b w:val="0"/>
+                <w:sz w:val="18"/>
+              </w:rPr>
+              <w:t>MedQA (US+Taiwan+Mainland)</w:t>
+            </w:r>
+          </w:p>
+        </w:tc>
+        <w:tc>
+          <w:tcPr>
+            <w:tcW w:type="dxa" w:w="2280"/>
+            <w:shd w:val="clear" w:color="auto" w:fill="FFFFFF"/>
+          </w:tcPr>
+          <w:p>
+            <w:r/>
+            <w:r>
+              <w:rPr>
+                <w:b w:val="0"/>
+                <w:sz w:val="18"/>
+              </w:rPr>
+              <w:t>61,097</w:t>
+            </w:r>
+          </w:p>
+        </w:tc>
+        <w:tc>
+          <w:tcPr>
+            <w:tcW w:type="dxa" w:w="2280"/>
+            <w:shd w:val="clear" w:color="auto" w:fill="FFFFFF"/>
+          </w:tcPr>
+          <w:p>
+            <w:r/>
+            <w:r>
+              <w:rPr>
+                <w:b w:val="0"/>
+                <w:sz w:val="18"/>
+              </w:rPr>
+              <w:t>Inglés/Chino</w:t>
+            </w:r>
+          </w:p>
+        </w:tc>
+        <w:tc>
+          <w:tcPr>
+            <w:tcW w:type="dxa" w:w="2280"/>
+            <w:shd w:val="clear" w:color="auto" w:fill="FFFFFF"/>
+          </w:tcPr>
+          <w:p>
+            <w:r/>
+            <w:r>
+              <w:rPr>
+                <w:b w:val="0"/>
+                <w:sz w:val="18"/>
+              </w:rPr>
+              <w:t>USMLE + exámenes de licenciatura médica</w:t>
+            </w:r>
+          </w:p>
+        </w:tc>
+      </w:tr>
+      <w:tr>
+        <w:tc>
+          <w:tcPr>
+            <w:tcW w:type="dxa" w:w="2280"/>
+            <w:shd w:val="clear" w:color="auto" w:fill="D6E4F0"/>
+          </w:tcPr>
+          <w:p>
+            <w:r/>
+            <w:r>
+              <w:rPr>
+                <w:b w:val="0"/>
+                <w:sz w:val="18"/>
+              </w:rPr>
+              <w:t>MaternaQA-es LM</w:t>
+            </w:r>
+          </w:p>
+        </w:tc>
+        <w:tc>
+          <w:tcPr>
+            <w:tcW w:type="dxa" w:w="2280"/>
+            <w:shd w:val="clear" w:color="auto" w:fill="D6E4F0"/>
+          </w:tcPr>
+          <w:p>
+            <w:r/>
+            <w:r>
+              <w:rPr>
+                <w:b w:val="0"/>
+                <w:sz w:val="18"/>
+              </w:rPr>
+              <w:t>7,509</w:t>
+            </w:r>
+          </w:p>
+        </w:tc>
+        <w:tc>
+          <w:tcPr>
+            <w:tcW w:type="dxa" w:w="2280"/>
+            <w:shd w:val="clear" w:color="auto" w:fill="D6E4F0"/>
+          </w:tcPr>
+          <w:p>
+            <w:r/>
+            <w:r>
+              <w:rPr>
+                <w:b w:val="0"/>
+                <w:sz w:val="18"/>
+              </w:rPr>
+              <w:t>Español</w:t>
+            </w:r>
+          </w:p>
+        </w:tc>
+        <w:tc>
+          <w:tcPr>
+            <w:tcW w:type="dxa" w:w="2280"/>
+            <w:shd w:val="clear" w:color="auto" w:fill="D6E4F0"/>
+          </w:tcPr>
+          <w:p>
+            <w:r/>
+            <w:r>
+              <w:rPr>
+                <w:b w:val="0"/>
+                <w:sz w:val="18"/>
+              </w:rPr>
+              <w:t>Corpus obstétrico colombiano (train+val+test, clinical_score≥8)</w:t>
+            </w:r>
+          </w:p>
+        </w:tc>
+      </w:tr>
+      <w:tr>
+        <w:tc>
+          <w:tcPr>
+            <w:tcW w:type="dxa" w:w="2280"/>
+            <w:shd w:val="clear" w:color="auto" w:fill="FFFFFF"/>
+          </w:tcPr>
+          <w:p>
+            <w:r/>
+            <w:r>
+              <w:rPr>
+                <w:b w:val="0"/>
+                <w:sz w:val="18"/>
+              </w:rPr>
+              <w:t>Documentos subidos (panel admin)</w:t>
+            </w:r>
+          </w:p>
+        </w:tc>
+        <w:tc>
+          <w:tcPr>
+            <w:tcW w:type="dxa" w:w="2280"/>
+            <w:shd w:val="clear" w:color="auto" w:fill="FFFFFF"/>
+          </w:tcPr>
+          <w:p>
+            <w:r/>
+            <w:r>
+              <w:rPr>
+                <w:b w:val="0"/>
+                <w:sz w:val="18"/>
+              </w:rPr>
+              <w:t>14</w:t>
+            </w:r>
+          </w:p>
+        </w:tc>
+        <w:tc>
+          <w:tcPr>
+            <w:tcW w:type="dxa" w:w="2280"/>
+            <w:shd w:val="clear" w:color="auto" w:fill="FFFFFF"/>
+          </w:tcPr>
+          <w:p>
+            <w:r/>
+            <w:r>
+              <w:rPr>
+                <w:b w:val="0"/>
+                <w:sz w:val="18"/>
+              </w:rPr>
+              <w:t>Español</w:t>
+            </w:r>
+          </w:p>
+        </w:tc>
+        <w:tc>
+          <w:tcPr>
+            <w:tcW w:type="dxa" w:w="2280"/>
+            <w:shd w:val="clear" w:color="auto" w:fill="FFFFFF"/>
+          </w:tcPr>
+          <w:p>
+            <w:r/>
+            <w:r>
+              <w:rPr>
+                <w:b w:val="0"/>
+                <w:sz w:val="18"/>
+              </w:rPr>
+              <w:t>Documentos cargados por el equipo</w:t>
+            </w:r>
+          </w:p>
+        </w:tc>
+      </w:tr>
+      <w:tr>
+        <w:tc>
+          <w:tcPr>
+            <w:tcW w:type="dxa" w:w="2280"/>
+            <w:shd w:val="clear" w:color="auto" w:fill="D6E4F0"/>
+          </w:tcPr>
+          <w:p>
+            <w:r/>
+            <w:r>
+              <w:rPr>
+                <w:b w:val="0"/>
+                <w:sz w:val="18"/>
+              </w:rPr>
+              <w:t>TOTAL</w:t>
+            </w:r>
+          </w:p>
+        </w:tc>
+        <w:tc>
+          <w:tcPr>
+            <w:tcW w:type="dxa" w:w="2280"/>
+            <w:shd w:val="clear" w:color="auto" w:fill="D6E4F0"/>
+          </w:tcPr>
+          <w:p>
+            <w:r/>
+            <w:r>
+              <w:rPr>
+                <w:b w:val="0"/>
+                <w:sz w:val="18"/>
+              </w:rPr>
+              <w:t>255,625</w:t>
+            </w:r>
+          </w:p>
+        </w:tc>
+        <w:tc>
+          <w:tcPr>
+            <w:tcW w:type="dxa" w:w="2280"/>
+            <w:shd w:val="clear" w:color="auto" w:fill="D6E4F0"/>
+          </w:tcPr>
+          <w:p>
+            <w:r/>
+            <w:r>
+              <w:rPr>
+                <w:b w:val="0"/>
+                <w:sz w:val="18"/>
+              </w:rPr>
+              <w:t>—</w:t>
+            </w:r>
+          </w:p>
+        </w:tc>
+        <w:tc>
+          <w:tcPr>
+            <w:tcW w:type="dxa" w:w="2280"/>
+            <w:shd w:val="clear" w:color="auto" w:fill="D6E4F0"/>
+          </w:tcPr>
+          <w:p>
+            <w:r/>
+            <w:r>
+              <w:rPr>
+                <w:b w:val="0"/>
+                <w:sz w:val="18"/>
+              </w:rPr>
+              <w:t>—</w:t>
+            </w:r>
+          </w:p>
+        </w:tc>
+      </w:tr>
+    </w:tbl>
+    <w:p/>
+    <w:p>
+      <w:r>
+        <w:rPr>
+          <w:sz w:val="21"/>
+        </w:rPr>
+        <w:t>Textbook (18 libros médicos, EN) y MultiClinSum (casos clínicos, ES) fueron removidos el 13-ago-2026 por riesgo de licencia — ya no forman parte del índice.</w:t>
+      </w:r>
+    </w:p>
+    <w:p>
+      <w:r>
+        <w:rPr>
+          <w:b/>
+          <w:color w:val="2E75B6"/>
+          <w:sz w:val="24"/>
+        </w:rPr>
+        <w:t>6.2  Resultados Ragas — Config C v3 vs Config D vs Config F</w:t>
+      </w:r>
+    </w:p>
+    <w:tbl>
+      <w:tblPr>
+        <w:tblStyle w:val="TableGrid"/>
+        <w:tblW w:type="auto" w:w="0"/>
+        <w:tblLook w:firstColumn="1" w:firstRow="1" w:lastColumn="0" w:lastRow="0" w:noHBand="0" w:noVBand="1" w:val="04A0"/>
+      </w:tblPr>
+      <w:tblGrid>
+        <w:gridCol w:w="1014"/>
+        <w:gridCol w:w="1014"/>
+        <w:gridCol w:w="1014"/>
+        <w:gridCol w:w="1014"/>
+        <w:gridCol w:w="1014"/>
+        <w:gridCol w:w="1014"/>
+        <w:gridCol w:w="1014"/>
+        <w:gridCol w:w="1014"/>
+        <w:gridCol w:w="1014"/>
+      </w:tblGrid>
+      <w:tr>
+        <w:tc>
+          <w:tcPr>
+            <w:tcW w:type="dxa" w:w="1014"/>
+            <w:shd w:val="clear" w:color="auto" w:fill="2E75B6"/>
+          </w:tcPr>
+          <w:p>
+            <w:r/>
+            <w:r>
+              <w:rPr>
+                <w:b/>
+                <w:color w:val="FFFFFF"/>
+                <w:sz w:val="18"/>
+              </w:rPr>
+              <w:t>Configuración</w:t>
+            </w:r>
+          </w:p>
+        </w:tc>
+        <w:tc>
+          <w:tcPr>
+            <w:tcW w:type="dxa" w:w="1014"/>
+            <w:shd w:val="clear" w:color="auto" w:fill="2E75B6"/>
+          </w:tcPr>
+          <w:p>
+            <w:r/>
+            <w:r>
+              <w:rPr>
+                <w:b/>
+                <w:color w:val="FFFFFF"/>
+                <w:sz w:val="18"/>
+              </w:rPr>
+              <w:t>N</w:t>
+            </w:r>
+          </w:p>
+        </w:tc>
+        <w:tc>
+          <w:tcPr>
+            <w:tcW w:type="dxa" w:w="1014"/>
+            <w:shd w:val="clear" w:color="auto" w:fill="2E75B6"/>
+          </w:tcPr>
+          <w:p>
+            <w:r/>
+            <w:r>
+              <w:rPr>
+                <w:b/>
+                <w:color w:val="FFFFFF"/>
+                <w:sz w:val="18"/>
+              </w:rPr>
+              <w:t>Generador</w:t>
+            </w:r>
+          </w:p>
+        </w:tc>
+        <w:tc>
+          <w:tcPr>
+            <w:tcW w:type="dxa" w:w="1014"/>
+            <w:shd w:val="clear" w:color="auto" w:fill="2E75B6"/>
+          </w:tcPr>
+          <w:p>
+            <w:r/>
+            <w:r>
+              <w:rPr>
+                <w:b/>
+                <w:color w:val="FFFFFF"/>
+                <w:sz w:val="18"/>
+              </w:rPr>
+              <w:t>Faithfulness</w:t>
+            </w:r>
+          </w:p>
+        </w:tc>
+        <w:tc>
+          <w:tcPr>
+            <w:tcW w:type="dxa" w:w="1014"/>
+            <w:shd w:val="clear" w:color="auto" w:fill="2E75B6"/>
+          </w:tcPr>
+          <w:p>
+            <w:r/>
+            <w:r>
+              <w:rPr>
+                <w:b/>
+                <w:color w:val="FFFFFF"/>
+                <w:sz w:val="18"/>
+              </w:rPr>
+              <w:t>Ans. Correctness</w:t>
+            </w:r>
+          </w:p>
+        </w:tc>
+        <w:tc>
+          <w:tcPr>
+            <w:tcW w:type="dxa" w:w="1014"/>
+            <w:shd w:val="clear" w:color="auto" w:fill="2E75B6"/>
+          </w:tcPr>
+          <w:p>
+            <w:r/>
+            <w:r>
+              <w:rPr>
+                <w:b/>
+                <w:color w:val="FFFFFF"/>
+                <w:sz w:val="18"/>
+              </w:rPr>
+              <w:t>Ans. Relevancy</w:t>
+            </w:r>
+          </w:p>
+        </w:tc>
+        <w:tc>
+          <w:tcPr>
+            <w:tcW w:type="dxa" w:w="1014"/>
+            <w:shd w:val="clear" w:color="auto" w:fill="2E75B6"/>
+          </w:tcPr>
+          <w:p>
+            <w:r/>
+            <w:r>
+              <w:rPr>
+                <w:b/>
+                <w:color w:val="FFFFFF"/>
+                <w:sz w:val="18"/>
+              </w:rPr>
+              <w:t>Ctx. Recall</w:t>
+            </w:r>
+          </w:p>
+        </w:tc>
+        <w:tc>
+          <w:tcPr>
+            <w:tcW w:type="dxa" w:w="1014"/>
+            <w:shd w:val="clear" w:color="auto" w:fill="2E75B6"/>
+          </w:tcPr>
+          <w:p>
+            <w:r/>
+            <w:r>
+              <w:rPr>
+                <w:b/>
+                <w:color w:val="FFFFFF"/>
+                <w:sz w:val="18"/>
+              </w:rPr>
+              <w:t>Ctx. Precision</w:t>
+            </w:r>
+          </w:p>
+        </w:tc>
+        <w:tc>
+          <w:tcPr>
+            <w:tcW w:type="dxa" w:w="1014"/>
+            <w:shd w:val="clear" w:color="auto" w:fill="2E75B6"/>
+          </w:tcPr>
+          <w:p>
+            <w:r/>
+            <w:r>
+              <w:rPr>
+                <w:b/>
+                <w:color w:val="FFFFFF"/>
+                <w:sz w:val="18"/>
+              </w:rPr>
+              <w:t>Latencia avg (s)</w:t>
+            </w:r>
+          </w:p>
+        </w:tc>
+      </w:tr>
+      <w:tr>
+        <w:tc>
+          <w:tcPr>
+            <w:tcW w:type="dxa" w:w="1014"/>
+            <w:shd w:val="clear" w:color="auto" w:fill="D6E4F0"/>
+          </w:tcPr>
+          <w:p>
+            <w:r/>
+            <w:r>
+              <w:rPr>
+                <w:b w:val="0"/>
+                <w:sz w:val="18"/>
+              </w:rPr>
+              <w:t>Config C v3 (jul-2026, histórico)</w:t>
+            </w:r>
+          </w:p>
+        </w:tc>
+        <w:tc>
+          <w:tcPr>
+            <w:tcW w:type="dxa" w:w="1014"/>
+            <w:shd w:val="clear" w:color="auto" w:fill="D6E4F0"/>
+          </w:tcPr>
+          <w:p>
+            <w:r/>
+            <w:r>
+              <w:rPr>
+                <w:b w:val="0"/>
+                <w:sz w:val="18"/>
+              </w:rPr>
+              <w:t>14</w:t>
+            </w:r>
+          </w:p>
+        </w:tc>
+        <w:tc>
+          <w:tcPr>
+            <w:tcW w:type="dxa" w:w="1014"/>
+            <w:shd w:val="clear" w:color="auto" w:fill="D6E4F0"/>
+          </w:tcPr>
+          <w:p>
+            <w:r/>
+            <w:r>
+              <w:rPr>
+                <w:b w:val="0"/>
+                <w:sz w:val="18"/>
+              </w:rPr>
+              <w:t>llama-3.3-70b</w:t>
+            </w:r>
+          </w:p>
+        </w:tc>
+        <w:tc>
+          <w:tcPr>
+            <w:tcW w:type="dxa" w:w="1014"/>
+            <w:shd w:val="clear" w:color="auto" w:fill="D6E4F0"/>
+          </w:tcPr>
+          <w:p>
+            <w:r/>
+            <w:r>
+              <w:rPr>
+                <w:b w:val="0"/>
+                <w:sz w:val="18"/>
+              </w:rPr>
+              <w:t>0.4556</w:t>
+            </w:r>
+          </w:p>
+        </w:tc>
+        <w:tc>
+          <w:tcPr>
+            <w:tcW w:type="dxa" w:w="1014"/>
+            <w:shd w:val="clear" w:color="auto" w:fill="D6E4F0"/>
+          </w:tcPr>
+          <w:p>
+            <w:r/>
+            <w:r>
+              <w:rPr>
+                <w:b w:val="0"/>
+                <w:sz w:val="18"/>
+              </w:rPr>
+              <w:t>0.5315</w:t>
+            </w:r>
+          </w:p>
+        </w:tc>
+        <w:tc>
+          <w:tcPr>
+            <w:tcW w:type="dxa" w:w="1014"/>
+            <w:shd w:val="clear" w:color="auto" w:fill="D6E4F0"/>
+          </w:tcPr>
+          <w:p>
+            <w:r/>
+            <w:r>
+              <w:rPr>
+                <w:b w:val="0"/>
+                <w:sz w:val="18"/>
+              </w:rPr>
+              <w:t>0.8155</w:t>
+            </w:r>
+          </w:p>
+        </w:tc>
+        <w:tc>
+          <w:tcPr>
+            <w:tcW w:type="dxa" w:w="1014"/>
+            <w:shd w:val="clear" w:color="auto" w:fill="D6E4F0"/>
+          </w:tcPr>
+          <w:p>
+            <w:r/>
+            <w:r>
+              <w:rPr>
+                <w:b w:val="0"/>
+                <w:sz w:val="18"/>
+              </w:rPr>
+              <w:t>0.4524</w:t>
+            </w:r>
+          </w:p>
+        </w:tc>
+        <w:tc>
+          <w:tcPr>
+            <w:tcW w:type="dxa" w:w="1014"/>
+            <w:shd w:val="clear" w:color="auto" w:fill="D6E4F0"/>
+          </w:tcPr>
+          <w:p>
+            <w:r/>
+            <w:r>
+              <w:rPr>
+                <w:b w:val="0"/>
+                <w:sz w:val="18"/>
+              </w:rPr>
+              <w:t>0.3876</w:t>
+            </w:r>
+          </w:p>
+        </w:tc>
+        <w:tc>
+          <w:tcPr>
+            <w:tcW w:type="dxa" w:w="1014"/>
+            <w:shd w:val="clear" w:color="auto" w:fill="D6E4F0"/>
+          </w:tcPr>
+          <w:p>
+            <w:r/>
+            <w:r>
+              <w:rPr>
+                <w:b w:val="0"/>
+                <w:sz w:val="18"/>
+              </w:rPr>
+              <w:t>10.23</w:t>
+            </w:r>
+          </w:p>
+        </w:tc>
+      </w:tr>
+      <w:tr>
+        <w:tc>
+          <w:tcPr>
+            <w:tcW w:type="dxa" w:w="1014"/>
+            <w:shd w:val="clear" w:color="auto" w:fill="FFFFFF"/>
+          </w:tcPr>
+          <w:p>
+            <w:r/>
+            <w:r>
+              <w:rPr>
+                <w:b w:val="0"/>
+                <w:sz w:val="18"/>
+              </w:rPr>
+              <w:t>Config D (19-ago, denso puro)</w:t>
+            </w:r>
+          </w:p>
+        </w:tc>
+        <w:tc>
+          <w:tcPr>
+            <w:tcW w:type="dxa" w:w="1014"/>
+            <w:shd w:val="clear" w:color="auto" w:fill="FFFFFF"/>
+          </w:tcPr>
+          <w:p>
+            <w:r/>
+            <w:r>
+              <w:rPr>
+                <w:b w:val="0"/>
+                <w:sz w:val="18"/>
+              </w:rPr>
+              <w:t>15</w:t>
+            </w:r>
+          </w:p>
+        </w:tc>
+        <w:tc>
+          <w:tcPr>
+            <w:tcW w:type="dxa" w:w="1014"/>
+            <w:shd w:val="clear" w:color="auto" w:fill="FFFFFF"/>
+          </w:tcPr>
+          <w:p>
+            <w:r/>
+            <w:r>
+              <w:rPr>
+                <w:b w:val="0"/>
+                <w:sz w:val="18"/>
+              </w:rPr>
+              <w:t>gpt-oss-120b</w:t>
+            </w:r>
+          </w:p>
+        </w:tc>
+        <w:tc>
+          <w:tcPr>
+            <w:tcW w:type="dxa" w:w="1014"/>
+            <w:shd w:val="clear" w:color="auto" w:fill="FFFFFF"/>
+          </w:tcPr>
+          <w:p>
+            <w:r/>
+            <w:r>
+              <w:rPr>
+                <w:b w:val="0"/>
+                <w:sz w:val="18"/>
+              </w:rPr>
+              <w:t>0.3915</w:t>
+            </w:r>
+          </w:p>
+        </w:tc>
+        <w:tc>
+          <w:tcPr>
+            <w:tcW w:type="dxa" w:w="1014"/>
+            <w:shd w:val="clear" w:color="auto" w:fill="FFFFFF"/>
+          </w:tcPr>
+          <w:p>
+            <w:r/>
+            <w:r>
+              <w:rPr>
+                <w:b w:val="0"/>
+                <w:sz w:val="18"/>
+              </w:rPr>
+              <w:t>0.6362</w:t>
+            </w:r>
+          </w:p>
+        </w:tc>
+        <w:tc>
+          <w:tcPr>
+            <w:tcW w:type="dxa" w:w="1014"/>
+            <w:shd w:val="clear" w:color="auto" w:fill="FFFFFF"/>
+          </w:tcPr>
+          <w:p>
+            <w:r/>
+            <w:r>
+              <w:rPr>
+                <w:b w:val="0"/>
+                <w:sz w:val="18"/>
+              </w:rPr>
+              <w:t>0.8101</w:t>
+            </w:r>
+          </w:p>
+        </w:tc>
+        <w:tc>
+          <w:tcPr>
+            <w:tcW w:type="dxa" w:w="1014"/>
+            <w:shd w:val="clear" w:color="auto" w:fill="FFFFFF"/>
+          </w:tcPr>
+          <w:p>
+            <w:r/>
+            <w:r>
+              <w:rPr>
+                <w:b w:val="0"/>
+                <w:sz w:val="18"/>
+              </w:rPr>
+              <w:t>0.4222</w:t>
+            </w:r>
+          </w:p>
+        </w:tc>
+        <w:tc>
+          <w:tcPr>
+            <w:tcW w:type="dxa" w:w="1014"/>
+            <w:shd w:val="clear" w:color="auto" w:fill="FFFFFF"/>
+          </w:tcPr>
+          <w:p>
+            <w:r/>
+            <w:r>
+              <w:rPr>
+                <w:b w:val="0"/>
+                <w:sz w:val="18"/>
+              </w:rPr>
+              <w:t>0.3359</w:t>
+            </w:r>
+          </w:p>
+        </w:tc>
+        <w:tc>
+          <w:tcPr>
+            <w:tcW w:type="dxa" w:w="1014"/>
+            <w:shd w:val="clear" w:color="auto" w:fill="FFFFFF"/>
+          </w:tcPr>
+          <w:p>
+            <w:r/>
+            <w:r>
+              <w:rPr>
+                <w:b w:val="0"/>
+                <w:sz w:val="18"/>
+              </w:rPr>
+              <w:t>12.49</w:t>
+            </w:r>
+          </w:p>
+        </w:tc>
+      </w:tr>
+      <w:tr>
+        <w:tc>
+          <w:tcPr>
+            <w:tcW w:type="dxa" w:w="1014"/>
+            <w:shd w:val="clear" w:color="auto" w:fill="E2EFDA"/>
+          </w:tcPr>
+          <w:p>
+            <w:r/>
+            <w:r>
+              <w:rPr>
+                <w:b w:val="0"/>
+                <w:sz w:val="18"/>
+              </w:rPr>
+              <w:t>Config F (28-ago, híbrido — producción)</w:t>
+            </w:r>
+          </w:p>
+        </w:tc>
+        <w:tc>
+          <w:tcPr>
+            <w:tcW w:type="dxa" w:w="1014"/>
+            <w:shd w:val="clear" w:color="auto" w:fill="E2EFDA"/>
+          </w:tcPr>
+          <w:p>
+            <w:r/>
+            <w:r>
+              <w:rPr>
+                <w:b w:val="0"/>
+                <w:sz w:val="18"/>
+              </w:rPr>
+              <w:t>39</w:t>
+            </w:r>
+          </w:p>
+        </w:tc>
+        <w:tc>
+          <w:tcPr>
+            <w:tcW w:type="dxa" w:w="1014"/>
+            <w:shd w:val="clear" w:color="auto" w:fill="E2EFDA"/>
+          </w:tcPr>
+          <w:p>
+            <w:r/>
+            <w:r>
+              <w:rPr>
+                <w:b w:val="0"/>
+                <w:sz w:val="18"/>
+              </w:rPr>
+              <w:t>gpt-oss-120b</w:t>
+            </w:r>
+          </w:p>
+        </w:tc>
+        <w:tc>
+          <w:tcPr>
+            <w:tcW w:type="dxa" w:w="1014"/>
+            <w:shd w:val="clear" w:color="auto" w:fill="E2EFDA"/>
+          </w:tcPr>
+          <w:p>
+            <w:r/>
+            <w:r>
+              <w:rPr>
+                <w:b w:val="0"/>
+                <w:sz w:val="18"/>
+              </w:rPr>
+              <w:t>0.6173</w:t>
+            </w:r>
+          </w:p>
+        </w:tc>
+        <w:tc>
+          <w:tcPr>
+            <w:tcW w:type="dxa" w:w="1014"/>
+            <w:shd w:val="clear" w:color="auto" w:fill="E2EFDA"/>
+          </w:tcPr>
+          <w:p>
+            <w:r/>
+            <w:r>
+              <w:rPr>
+                <w:b w:val="0"/>
+                <w:sz w:val="18"/>
+              </w:rPr>
+              <w:t>0.7876</w:t>
+            </w:r>
+          </w:p>
+        </w:tc>
+        <w:tc>
+          <w:tcPr>
+            <w:tcW w:type="dxa" w:w="1014"/>
+            <w:shd w:val="clear" w:color="auto" w:fill="E2EFDA"/>
+          </w:tcPr>
+          <w:p>
+            <w:r/>
+            <w:r>
+              <w:rPr>
+                <w:b w:val="0"/>
+                <w:sz w:val="18"/>
+              </w:rPr>
+              <w:t>0.9396</w:t>
+            </w:r>
+          </w:p>
+        </w:tc>
+        <w:tc>
+          <w:tcPr>
+            <w:tcW w:type="dxa" w:w="1014"/>
+            <w:shd w:val="clear" w:color="auto" w:fill="E2EFDA"/>
+          </w:tcPr>
+          <w:p>
+            <w:r/>
+            <w:r>
+              <w:rPr>
+                <w:b w:val="0"/>
+                <w:sz w:val="18"/>
+              </w:rPr>
+              <w:t>0.6368</w:t>
+            </w:r>
+          </w:p>
+        </w:tc>
+        <w:tc>
+          <w:tcPr>
+            <w:tcW w:type="dxa" w:w="1014"/>
+            <w:shd w:val="clear" w:color="auto" w:fill="E2EFDA"/>
+          </w:tcPr>
+          <w:p>
+            <w:r/>
+            <w:r>
+              <w:rPr>
+                <w:b w:val="0"/>
+                <w:sz w:val="18"/>
+              </w:rPr>
+              <w:t>0.5608</w:t>
+            </w:r>
+          </w:p>
+        </w:tc>
+        <w:tc>
+          <w:tcPr>
+            <w:tcW w:type="dxa" w:w="1014"/>
+            <w:shd w:val="clear" w:color="auto" w:fill="E2EFDA"/>
+          </w:tcPr>
+          <w:p>
+            <w:r/>
+            <w:r>
+              <w:rPr>
+                <w:b w:val="0"/>
+                <w:sz w:val="18"/>
+              </w:rPr>
+              <w:t>16.14</w:t>
+            </w:r>
+          </w:p>
+        </w:tc>
+      </w:tr>
+      <w:tr>
+        <w:tc>
+          <w:tcPr>
+            <w:tcW w:type="dxa" w:w="1014"/>
+            <w:shd w:val="clear" w:color="auto" w:fill="FFFFE0"/>
+          </w:tcPr>
+          <w:p>
+            <w:r/>
+            <w:r>
+              <w:rPr>
+                <w:b w:val="0"/>
+                <w:sz w:val="18"/>
+              </w:rPr>
+              <w:t>Baseline MaternaQA-es (test)</w:t>
+            </w:r>
+          </w:p>
+        </w:tc>
+        <w:tc>
+          <w:tcPr>
+            <w:tcW w:type="dxa" w:w="1014"/>
+            <w:shd w:val="clear" w:color="auto" w:fill="FFFFE0"/>
+          </w:tcPr>
+          <w:p>
+            <w:r/>
+            <w:r>
+              <w:rPr>
+                <w:b w:val="0"/>
+                <w:sz w:val="18"/>
+              </w:rPr>
+              <w:t>—</w:t>
+            </w:r>
+          </w:p>
+        </w:tc>
+        <w:tc>
+          <w:tcPr>
+            <w:tcW w:type="dxa" w:w="1014"/>
+            <w:shd w:val="clear" w:color="auto" w:fill="FFFFE0"/>
+          </w:tcPr>
+          <w:p>
+            <w:r/>
+            <w:r>
+              <w:rPr>
+                <w:b w:val="0"/>
+                <w:sz w:val="18"/>
+              </w:rPr>
+              <w:t>—</w:t>
+            </w:r>
+          </w:p>
+        </w:tc>
+        <w:tc>
+          <w:tcPr>
+            <w:tcW w:type="dxa" w:w="1014"/>
+            <w:shd w:val="clear" w:color="auto" w:fill="FFFFE0"/>
+          </w:tcPr>
+          <w:p>
+            <w:r/>
+            <w:r>
+              <w:rPr>
+                <w:b w:val="0"/>
+                <w:sz w:val="18"/>
+              </w:rPr>
+              <w:t>0.7132</w:t>
+            </w:r>
+          </w:p>
+        </w:tc>
+        <w:tc>
+          <w:tcPr>
+            <w:tcW w:type="dxa" w:w="1014"/>
+            <w:shd w:val="clear" w:color="auto" w:fill="FFFFE0"/>
+          </w:tcPr>
+          <w:p>
+            <w:r/>
+            <w:r>
+              <w:rPr>
+                <w:b w:val="0"/>
+                <w:sz w:val="18"/>
+              </w:rPr>
+              <w:t>N/A</w:t>
+            </w:r>
+          </w:p>
+        </w:tc>
+        <w:tc>
+          <w:tcPr>
+            <w:tcW w:type="dxa" w:w="1014"/>
+            <w:shd w:val="clear" w:color="auto" w:fill="FFFFE0"/>
+          </w:tcPr>
+          <w:p>
+            <w:r/>
+            <w:r>
+              <w:rPr>
+                <w:b w:val="0"/>
+                <w:sz w:val="18"/>
+              </w:rPr>
+              <w:t>0.5583</w:t>
+            </w:r>
+          </w:p>
+        </w:tc>
+        <w:tc>
+          <w:tcPr>
+            <w:tcW w:type="dxa" w:w="1014"/>
+            <w:shd w:val="clear" w:color="auto" w:fill="FFFFE0"/>
+          </w:tcPr>
+          <w:p>
+            <w:r/>
+            <w:r>
+              <w:rPr>
+                <w:b w:val="0"/>
+                <w:sz w:val="18"/>
+              </w:rPr>
+              <w:t>N/A</w:t>
+            </w:r>
+          </w:p>
+        </w:tc>
+        <w:tc>
+          <w:tcPr>
+            <w:tcW w:type="dxa" w:w="1014"/>
+            <w:shd w:val="clear" w:color="auto" w:fill="FFFFE0"/>
+          </w:tcPr>
+          <w:p>
+            <w:r/>
+            <w:r>
+              <w:rPr>
+                <w:b w:val="0"/>
+                <w:sz w:val="18"/>
+              </w:rPr>
+              <w:t>N/A</w:t>
+            </w:r>
+          </w:p>
+        </w:tc>
+        <w:tc>
+          <w:tcPr>
+            <w:tcW w:type="dxa" w:w="1014"/>
+            <w:shd w:val="clear" w:color="auto" w:fill="FFFFE0"/>
+          </w:tcPr>
+          <w:p>
+            <w:r/>
+            <w:r>
+              <w:rPr>
+                <w:b w:val="0"/>
+                <w:sz w:val="18"/>
+              </w:rPr>
+              <w:t>—</w:t>
+            </w:r>
+          </w:p>
+        </w:tc>
+      </w:tr>
+    </w:tbl>
+    <w:p/>
+    <w:p>
+      <w:r>
+        <w:rPr>
+          <w:sz w:val="21"/>
+        </w:rPr>
+        <w:t>Verde: mejor resultado obtenido (Config F)   |   Amarillo: baseline publicado MaternaQA-es</w:t>
+      </w:r>
+    </w:p>
+    <w:p>
+      <w:r>
+        <w:rPr>
+          <w:sz w:val="21"/>
+        </w:rPr>
+        <w:t>Config F supera a Config D y al mejor resultado histórico (Config C v3) en las 5 métricas simultáneamente, con una muestra más grande (39 vs 14-15 pares). El salto entre Config D y Config F no es atribuible únicamente al generador — ambos usan gpt-oss-120b — sino al efecto combinado del retrieval híbrido y la eliminación del techo de alcanzabilidad del golden set (ver 6.3 y 6.4, donde se aísla el efecto del retrieval solo, sin juez LLM). answer_relevancy (0.9396) es el valor más alto registrado en toda la serie de evaluaciones del proyecto. faithfulness (0.6173) mejoró sustancialmente pero sigue por debajo del baseline (0.7132) — como se identificó en la Sección 5, sigue siendo un problema de generación (el modelo añade afirmaciones no respaldadas por el contexto) más que de retrieval; ver 6.6.</w:t>
+      </w:r>
+    </w:p>
+    <w:p>
+      <w:r>
+        <w:rPr>
+          <w:b/>
+          <w:color w:val="2E75B6"/>
+          <w:sz w:val="24"/>
+        </w:rPr>
+        <w:t>6.3  Retrieval sin juez LLM — Recall@k (nuevo harness, 328 pares)</w:t>
+      </w:r>
+    </w:p>
+    <w:p>
+      <w:r>
+        <w:rPr>
+          <w:sz w:val="21"/>
+        </w:rPr>
+        <w:t>Para aislar el efecto del retrieval del efecto del generador/juez, y para medir sobre una muestra mucho mayor a los 14-39 pares que permite el presupuesto de tokens de Ragas, se construyó un harness determinista (src/evaluation/retrieval_eval.py): compara el chunk_id-oro de cada pregunta del golden set contra los fragmentos recuperados, sin usar ningún LLM como juez. Cubre los 328 pares completos del split test de MaternaQA-es.</w:t>
+      </w:r>
+    </w:p>
+    <w:tbl>
+      <w:tblPr>
+        <w:tblStyle w:val="TableGrid"/>
+        <w:tblW w:type="auto" w:w="0"/>
+        <w:tblLook w:firstColumn="1" w:firstRow="1" w:lastColumn="0" w:lastRow="0" w:noHBand="0" w:noVBand="1" w:val="04A0"/>
+      </w:tblPr>
+      <w:tblGrid>
+        <w:gridCol w:w="2280"/>
+        <w:gridCol w:w="2280"/>
+        <w:gridCol w:w="2280"/>
+        <w:gridCol w:w="2280"/>
+      </w:tblGrid>
+      <w:tr>
+        <w:tc>
+          <w:tcPr>
+            <w:tcW w:type="dxa" w:w="2280"/>
+            <w:shd w:val="clear" w:color="auto" w:fill="2E75B6"/>
+          </w:tcPr>
+          <w:p>
+            <w:r/>
+            <w:r>
+              <w:rPr>
+                <w:b/>
+                <w:color w:val="FFFFFF"/>
+                <w:sz w:val="18"/>
+              </w:rPr>
+              <w:t>Estrategia</w:t>
+            </w:r>
+          </w:p>
+        </w:tc>
+        <w:tc>
+          <w:tcPr>
+            <w:tcW w:type="dxa" w:w="2280"/>
+            <w:shd w:val="clear" w:color="auto" w:fill="2E75B6"/>
+          </w:tcPr>
+          <w:p>
+            <w:r/>
+            <w:r>
+              <w:rPr>
+                <w:b/>
+                <w:color w:val="FFFFFF"/>
+                <w:sz w:val="18"/>
+              </w:rPr>
+              <w:t>Recall@5</w:t>
+            </w:r>
+          </w:p>
+        </w:tc>
+        <w:tc>
+          <w:tcPr>
+            <w:tcW w:type="dxa" w:w="2280"/>
+            <w:shd w:val="clear" w:color="auto" w:fill="2E75B6"/>
+          </w:tcPr>
+          <w:p>
+            <w:r/>
+            <w:r>
+              <w:rPr>
+                <w:b/>
+                <w:color w:val="FFFFFF"/>
+                <w:sz w:val="18"/>
+              </w:rPr>
+              <w:t>Recall@10</w:t>
+            </w:r>
+          </w:p>
+        </w:tc>
+        <w:tc>
+          <w:tcPr>
+            <w:tcW w:type="dxa" w:w="2280"/>
+            <w:shd w:val="clear" w:color="auto" w:fill="2E75B6"/>
+          </w:tcPr>
+          <w:p>
+            <w:r/>
+            <w:r>
+              <w:rPr>
+                <w:b/>
+                <w:color w:val="FFFFFF"/>
+                <w:sz w:val="18"/>
+              </w:rPr>
+              <w:t>MRR@10</w:t>
+            </w:r>
+          </w:p>
+        </w:tc>
+      </w:tr>
+      <w:tr>
+        <w:tc>
+          <w:tcPr>
+            <w:tcW w:type="dxa" w:w="2280"/>
+            <w:shd w:val="clear" w:color="auto" w:fill="D6E4F0"/>
+          </w:tcPr>
+          <w:p>
+            <w:r/>
+            <w:r>
+              <w:rPr>
+                <w:b w:val="0"/>
+                <w:sz w:val="18"/>
+              </w:rPr>
+              <w:t>Denso (Config D)</w:t>
+            </w:r>
+          </w:p>
+        </w:tc>
+        <w:tc>
+          <w:tcPr>
+            <w:tcW w:type="dxa" w:w="2280"/>
+            <w:shd w:val="clear" w:color="auto" w:fill="D6E4F0"/>
+          </w:tcPr>
+          <w:p>
+            <w:r/>
+            <w:r>
+              <w:rPr>
+                <w:b w:val="0"/>
+                <w:sz w:val="18"/>
+              </w:rPr>
+              <w:t>0.838</w:t>
+            </w:r>
+          </w:p>
+        </w:tc>
+        <w:tc>
+          <w:tcPr>
+            <w:tcW w:type="dxa" w:w="2280"/>
+            <w:shd w:val="clear" w:color="auto" w:fill="D6E4F0"/>
+          </w:tcPr>
+          <w:p>
+            <w:r/>
+            <w:r>
+              <w:rPr>
+                <w:b w:val="0"/>
+                <w:sz w:val="18"/>
+              </w:rPr>
+              <w:t>0.902</w:t>
+            </w:r>
+          </w:p>
+        </w:tc>
+        <w:tc>
+          <w:tcPr>
+            <w:tcW w:type="dxa" w:w="2280"/>
+            <w:shd w:val="clear" w:color="auto" w:fill="D6E4F0"/>
+          </w:tcPr>
+          <w:p>
+            <w:r/>
+            <w:r>
+              <w:rPr>
+                <w:b w:val="0"/>
+                <w:sz w:val="18"/>
+              </w:rPr>
+              <w:t>0.647</w:t>
+            </w:r>
+          </w:p>
+        </w:tc>
+      </w:tr>
+      <w:tr>
+        <w:tc>
+          <w:tcPr>
+            <w:tcW w:type="dxa" w:w="2280"/>
+            <w:shd w:val="clear" w:color="auto" w:fill="FFFFFF"/>
+          </w:tcPr>
+          <w:p>
+            <w:r/>
+            <w:r>
+              <w:rPr>
+                <w:b w:val="0"/>
+                <w:sz w:val="18"/>
+              </w:rPr>
+              <w:t>BM25 solo</w:t>
+            </w:r>
+          </w:p>
+        </w:tc>
+        <w:tc>
+          <w:tcPr>
+            <w:tcW w:type="dxa" w:w="2280"/>
+            <w:shd w:val="clear" w:color="auto" w:fill="FFFFFF"/>
+          </w:tcPr>
+          <w:p>
+            <w:r/>
+            <w:r>
+              <w:rPr>
+                <w:b w:val="0"/>
+                <w:sz w:val="18"/>
+              </w:rPr>
+              <w:t>0.860</w:t>
+            </w:r>
+          </w:p>
+        </w:tc>
+        <w:tc>
+          <w:tcPr>
+            <w:tcW w:type="dxa" w:w="2280"/>
+            <w:shd w:val="clear" w:color="auto" w:fill="FFFFFF"/>
+          </w:tcPr>
+          <w:p>
+            <w:r/>
+            <w:r>
+              <w:rPr>
+                <w:b w:val="0"/>
+                <w:sz w:val="18"/>
+              </w:rPr>
+              <w:t>0.930</w:t>
+            </w:r>
+          </w:p>
+        </w:tc>
+        <w:tc>
+          <w:tcPr>
+            <w:tcW w:type="dxa" w:w="2280"/>
+            <w:shd w:val="clear" w:color="auto" w:fill="FFFFFF"/>
+          </w:tcPr>
+          <w:p>
+            <w:r/>
+            <w:r>
+              <w:rPr>
+                <w:b w:val="0"/>
+                <w:sz w:val="18"/>
+              </w:rPr>
+              <w:t>0.717</w:t>
+            </w:r>
+          </w:p>
+        </w:tc>
+      </w:tr>
+      <w:tr>
+        <w:tc>
+          <w:tcPr>
+            <w:tcW w:type="dxa" w:w="2280"/>
+            <w:shd w:val="clear" w:color="auto" w:fill="E2EFDA"/>
+          </w:tcPr>
+          <w:p>
+            <w:r/>
+            <w:r>
+              <w:rPr>
+                <w:b w:val="0"/>
+                <w:sz w:val="18"/>
+              </w:rPr>
+              <w:t>Híbrido RRF (Config F)</w:t>
+            </w:r>
+          </w:p>
+        </w:tc>
+        <w:tc>
+          <w:tcPr>
+            <w:tcW w:type="dxa" w:w="2280"/>
+            <w:shd w:val="clear" w:color="auto" w:fill="E2EFDA"/>
+          </w:tcPr>
+          <w:p>
+            <w:r/>
+            <w:r>
+              <w:rPr>
+                <w:b w:val="0"/>
+                <w:sz w:val="18"/>
+              </w:rPr>
+              <w:t>0.915</w:t>
+            </w:r>
+          </w:p>
+        </w:tc>
+        <w:tc>
+          <w:tcPr>
+            <w:tcW w:type="dxa" w:w="2280"/>
+            <w:shd w:val="clear" w:color="auto" w:fill="E2EFDA"/>
+          </w:tcPr>
+          <w:p>
+            <w:r/>
+            <w:r>
+              <w:rPr>
+                <w:b w:val="0"/>
+                <w:sz w:val="18"/>
+              </w:rPr>
+              <w:t>0.960</w:t>
+            </w:r>
+          </w:p>
+        </w:tc>
+        <w:tc>
+          <w:tcPr>
+            <w:tcW w:type="dxa" w:w="2280"/>
+            <w:shd w:val="clear" w:color="auto" w:fill="E2EFDA"/>
+          </w:tcPr>
+          <w:p>
+            <w:r/>
+            <w:r>
+              <w:rPr>
+                <w:b w:val="0"/>
+                <w:sz w:val="18"/>
+              </w:rPr>
+              <w:t>0.729</w:t>
+            </w:r>
+          </w:p>
+        </w:tc>
+      </w:tr>
+    </w:tbl>
+    <w:p/>
+    <w:p>
+      <w:r>
+        <w:rPr>
+          <w:b/>
+          <w:color w:val="2E75B6"/>
+          <w:sz w:val="24"/>
+        </w:rPr>
+        <w:t>6.4  Alcanzabilidad del Golden Set</w:t>
+      </w:r>
+    </w:p>
+    <w:p>
+      <w:r>
+        <w:rPr>
+          <w:sz w:val="21"/>
+        </w:rPr>
+        <w:t>Antes del 28-ago-2026, solo 238 de los 328 pares (72,6%) tenían su fragmento-oro presente en el índice — los 90 restantes se descartaban en la ingesta por un umbral de calidad clínica (clinical_score ≥ 15) demasiado estricto. Ese techo limitaba cualquier métrica de recall sin importar la calidad del retriever. Bajar el umbral a 8 (re-ingesta incremental, sin reconstruir el índice) cerró la brecha: alcanzabilidad 72,6% → 100%.</w:t>
+      </w:r>
+    </w:p>
+    <w:p>
+      <w:r>
+        <w:rPr>
+          <w:b/>
+          <w:color w:val="2E75B6"/>
+          <w:sz w:val="24"/>
+        </w:rPr>
+        <w:t>6.5  Advertencia — Data Leakage Estructural (hallazgo, preexistente)</w:t>
+      </w:r>
+    </w:p>
+    <w:p>
+      <w:r>
+        <w:rPr>
+          <w:sz w:val="21"/>
+        </w:rPr>
+        <w:t>Se verificó por intersección exacta que los 3 PDFs del split test del corpus LM de MaternaQA-es (GPC-Atención-Prenatal-de-Bajo-Riesgo-2023.pdf, vol831-1.pdf, 4142_stamped.pdf) son exactamente los 3 documentos fuente de los que salen las 328 preguntas del golden set de evaluación. La ingesta de maternaqaes_lm incluye ese split por defecto desde antes de este informe (a umbral 15 ya aportaba 290 fragmentos), así que todos los resultados de Ragas publicados — en este informe y en el anterior — evalúan con el documento fuente de cada pregunta ya presente en el índice. Es una medida honesta de “¿el sistema desplegado encuentra el pasaje correcto dentro de lo que ya indexó?”, pero no de generalización a documentos nunca vistos, y la comparación contra el baseline publicado de MaternaQA-es debe leerse con esa salvedad. No es un problema nuevo introducido en esta actualización — ya existía en Config C v3 y Config D; queda documentado aquí por primera vez.</w:t>
+      </w:r>
+    </w:p>
+    <w:p>
+      <w:r>
+        <w:rPr>
+          <w:b/>
+          <w:color w:val="2E75B6"/>
+          <w:sz w:val="24"/>
+        </w:rPr>
+        <w:t>6.6  Estado de las Mejoras Propuestas (Sección 5)</w:t>
+      </w:r>
+    </w:p>
+    <w:p>
+      <w:pPr>
+        <w:pStyle w:val="ListBullet"/>
+      </w:pPr>
+      <w:r>
+        <w:rPr>
+          <w:b/>
+          <w:sz w:val="21"/>
+        </w:rPr>
+        <w:t xml:space="preserve">System prompt más restrictivo: </w:t>
+      </w:r>
+      <w:r>
+        <w:rPr>
+          <w:sz w:val="21"/>
+        </w:rPr>
+        <w:t>NO implementado. Sigue siendo la principal palanca pendiente — faithfulness (0.617) es la métrica más baja de esta actualización y es un problema de generación, no de retrieval.</w:t>
+      </w:r>
+    </w:p>
+    <w:p>
+      <w:pPr>
+        <w:pStyle w:val="ListBullet"/>
+      </w:pPr>
+      <w:r>
+        <w:rPr>
+          <w:b/>
+          <w:sz w:val="21"/>
+        </w:rPr>
+        <w:t xml:space="preserve">Reranker cross-encoder local: </w:t>
+      </w:r>
+      <w:r>
+        <w:rPr>
+          <w:sz w:val="21"/>
+        </w:rPr>
+        <w:t>NO implementado.</w:t>
+      </w:r>
+    </w:p>
+    <w:p>
+      <w:pPr>
+        <w:pStyle w:val="ListBullet"/>
+      </w:pPr>
+      <w:r>
+        <w:rPr>
+          <w:b/>
+          <w:sz w:val="21"/>
+        </w:rPr>
+        <w:t xml:space="preserve">k inicial mayor con reranker: </w:t>
+      </w:r>
+      <w:r>
+        <w:rPr>
+          <w:sz w:val="21"/>
+        </w:rPr>
+        <w:t>PARCIAL. El pool de candidatos previo a la fusión subió a k=20 por lado (denso y BM25) como parte del retrieval híbrido, pero sin reranker — la fusión (RRF o ponderada) cumple un rol de reordenamiento similar, sin el costo de un cross-encoder adicional.</w:t>
+      </w:r>
+    </w:p>
+    <w:p>
+      <w:pPr>
+        <w:pStyle w:val="ListBullet"/>
+      </w:pPr>
+      <w:r>
+        <w:rPr>
+          <w:b/>
+          <w:sz w:val="21"/>
+        </w:rPr>
+        <w:t xml:space="preserve">HyDE (Hypothetical Document Embeddings): </w:t>
+      </w:r>
+      <w:r>
+        <w:rPr>
+          <w:sz w:val="21"/>
+        </w:rPr>
+        <w:t>PROBADO Y DESCARTADO (Config E, 19-ago-2026): sin mejora clara en las métricas y con ~1,3s de latencia adicional por turno — ver foragents/qa_technical.md Q32.</w:t>
+      </w:r>
+    </w:p>
+    <w:p>
+      <w:pPr>
+        <w:pStyle w:val="ListBullet"/>
+      </w:pPr>
+      <w:r>
+        <w:rPr>
+          <w:b/>
+          <w:sz w:val="21"/>
+        </w:rPr>
+        <w:t xml:space="preserve">Corpus obstétrico ampliado: </w:t>
+      </w:r>
+      <w:r>
+        <w:rPr>
+          <w:sz w:val="21"/>
+        </w:rPr>
+        <w:t>PARCIAL. No se agregaron guías OMS/FIGO nuevas, pero se recuperaron 2.156 fragmentos del corpus existente que antes se descartaban por el umbral de calidad (ver 6.4).</w:t>
+      </w:r>
+    </w:p>
+    <w:p>
+      <w:pPr>
+        <w:pStyle w:val="ListBullet"/>
+      </w:pPr>
+      <w:r>
+        <w:rPr>
+          <w:b/>
+          <w:sz w:val="21"/>
+        </w:rPr>
+        <w:t xml:space="preserve">Ampliación de la muestra de evaluación: </w:t>
+      </w:r>
+      <w:r>
+        <w:rPr>
+          <w:sz w:val="21"/>
+        </w:rPr>
+        <w:t>HECHO Y SUPERADO. La propuesta original pedía pasar de 15 a 30 pares; esta actualización evalúa 39 pares con Ragas y 328 con el nuevo harness de retrieval determinista (6.3).</w:t>
+      </w:r>
+    </w:p>
+    <w:p/>
+    <w:p>
+      <w:r>
+        <w:rPr>
+          <w:i/>
+          <w:sz w:val="18"/>
+        </w:rPr>
+        <w:t>Fuentes de estos resultados: evaluation_reports/eval_report_configF_20260828_173548.md, evaluation_reports/retrieval_eval_configF_vs_configD_20260828_172110.md, foragents/qa_technical.md (Q35).</w:t>
+      </w:r>
+    </w:p>
     <w:sectPr>
       <w:pgSz w:w="12240" w:h="15840"/>
       <w:pgMar w:top="1417" w:right="1417" w:bottom="1417" w:left="1701" w:header="720" w:footer="720" w:gutter="0"/>
